--- a/Báo Cáo/Op-amp 2 tầng.docx
+++ b/Báo Cáo/Op-amp 2 tầng.docx
@@ -3026,6 +3026,7 @@
           <w:szCs w:val="28"/>
         </w:rPr>
       </w:pPr>
+      <w:bookmarkStart w:id="0" w:name="_GoBack"/>
       <w:r>
         <w:rPr>
           <w:rFonts w:ascii="Times New Roman" w:hAnsi="Times New Roman" w:cs="Times New Roman"/>
@@ -3075,6 +3076,7 @@
           </wp:inline>
         </w:drawing>
       </w:r>
+      <w:bookmarkEnd w:id="0"/>
     </w:p>
     <w:p>
       <w:pPr>
@@ -8186,7 +8188,15 @@
             <w:sz w:val="26"/>
             <w:szCs w:val="26"/>
           </w:rPr>
-          <m:t>=10</m:t>
+          <m:t>=2</m:t>
+        </m:r>
+        <m:r>
+          <w:rPr>
+            <w:rFonts w:ascii="Cambria Math" w:eastAsiaTheme="minorEastAsia" w:hAnsi="Cambria Math" w:cs="Times New Roman"/>
+            <w:sz w:val="26"/>
+            <w:szCs w:val="26"/>
+          </w:rPr>
+          <m:t>0</m:t>
         </m:r>
       </m:oMath>
     </w:p>
@@ -9154,7 +9164,15 @@
             <w:sz w:val="26"/>
             <w:szCs w:val="26"/>
           </w:rPr>
-          <m:t>=120</m:t>
+          <m:t>=15</m:t>
+        </m:r>
+        <m:r>
+          <w:rPr>
+            <w:rFonts w:ascii="Cambria Math" w:hAnsi="Cambria Math" w:cs="Times New Roman"/>
+            <w:sz w:val="26"/>
+            <w:szCs w:val="26"/>
+          </w:rPr>
+          <m:t>0</m:t>
         </m:r>
       </m:oMath>
     </w:p>
@@ -9516,7 +9534,15 @@
             <w:sz w:val="26"/>
             <w:szCs w:val="26"/>
           </w:rPr>
-          <m:t xml:space="preserve">=30 </m:t>
+          <m:t>=76</m:t>
+        </m:r>
+        <m:r>
+          <w:rPr>
+            <w:rFonts w:ascii="Cambria Math" w:eastAsiaTheme="minorEastAsia" w:hAnsi="Cambria Math" w:cs="Times New Roman"/>
+            <w:sz w:val="26"/>
+            <w:szCs w:val="26"/>
+          </w:rPr>
+          <m:t xml:space="preserve"> </m:t>
         </m:r>
       </m:oMath>
       <w:r>
@@ -9977,7 +10003,15 @@
             <w:sz w:val="26"/>
             <w:szCs w:val="26"/>
           </w:rPr>
-          <m:t>=10</m:t>
+          <m:t>=2</m:t>
+        </m:r>
+        <m:r>
+          <w:rPr>
+            <w:rFonts w:ascii="Cambria Math" w:eastAsiaTheme="minorEastAsia" w:hAnsi="Cambria Math" w:cs="Times New Roman"/>
+            <w:sz w:val="26"/>
+            <w:szCs w:val="26"/>
+          </w:rPr>
+          <m:t>0</m:t>
         </m:r>
       </m:oMath>
     </w:p>
@@ -11029,7 +11063,15 @@
                 <w:sz w:val="26"/>
                 <w:szCs w:val="26"/>
               </w:rPr>
-              <w:t>10</w:t>
+              <w:t>2</w:t>
+            </w:r>
+            <w:r>
+              <w:rPr>
+                <w:rFonts w:ascii="Times New Roman" w:hAnsi="Times New Roman" w:cs="Times New Roman"/>
+                <w:sz w:val="26"/>
+                <w:szCs w:val="26"/>
+              </w:rPr>
+              <w:t>0</w:t>
             </w:r>
           </w:p>
         </w:tc>
@@ -11089,7 +11131,15 @@
                 <w:sz w:val="26"/>
                 <w:szCs w:val="26"/>
               </w:rPr>
-              <w:t>120</w:t>
+              <w:t>15</w:t>
+            </w:r>
+            <w:r>
+              <w:rPr>
+                <w:rFonts w:ascii="Times New Roman" w:hAnsi="Times New Roman" w:cs="Times New Roman"/>
+                <w:sz w:val="26"/>
+                <w:szCs w:val="26"/>
+              </w:rPr>
+              <w:t>0</w:t>
             </w:r>
           </w:p>
         </w:tc>
@@ -11149,7 +11199,7 @@
                 <w:sz w:val="26"/>
                 <w:szCs w:val="26"/>
               </w:rPr>
-              <w:t>30</w:t>
+              <w:t>76</w:t>
             </w:r>
           </w:p>
         </w:tc>
@@ -11269,7 +11319,15 @@
                 <w:sz w:val="26"/>
                 <w:szCs w:val="26"/>
               </w:rPr>
-              <w:t>10</w:t>
+              <w:t>2</w:t>
+            </w:r>
+            <w:r>
+              <w:rPr>
+                <w:rFonts w:ascii="Times New Roman" w:hAnsi="Times New Roman" w:cs="Times New Roman"/>
+                <w:sz w:val="26"/>
+                <w:szCs w:val="26"/>
+              </w:rPr>
+              <w:t>0</w:t>
             </w:r>
           </w:p>
         </w:tc>
@@ -11327,178 +11385,13 @@
         <mc:AlternateContent>
           <mc:Choice Requires="wps">
             <w:drawing>
-              <wp:anchor distT="0" distB="0" distL="114300" distR="114300" simplePos="0" relativeHeight="251659264" behindDoc="0" locked="0" layoutInCell="1" allowOverlap="1" wp14:anchorId="1AA7526C" wp14:editId="2011A66B">
+              <wp:anchor distT="0" distB="0" distL="114300" distR="114300" simplePos="0" relativeHeight="251661312" behindDoc="0" locked="0" layoutInCell="1" allowOverlap="1" wp14:anchorId="2F2052AA" wp14:editId="0610198E">
                 <wp:simplePos x="0" y="0"/>
                 <wp:positionH relativeFrom="column">
-                  <wp:posOffset>876300</wp:posOffset>
+                  <wp:posOffset>3124200</wp:posOffset>
                 </wp:positionH>
                 <wp:positionV relativeFrom="paragraph">
-                  <wp:posOffset>104775</wp:posOffset>
-                </wp:positionV>
-                <wp:extent cx="952500" cy="276225"/>
-                <wp:effectExtent l="0" t="0" r="0" b="0"/>
-                <wp:wrapNone/>
-                <wp:docPr id="8" name="Text Box 8"/>
-                <wp:cNvGraphicFramePr/>
-                <a:graphic xmlns:a="http://schemas.openxmlformats.org/drawingml/2006/main">
-                  <a:graphicData uri="http://schemas.microsoft.com/office/word/2010/wordprocessingShape">
-                    <wps:wsp>
-                      <wps:cNvSpPr txBox="1"/>
-                      <wps:spPr>
-                        <a:xfrm>
-                          <a:off x="0" y="0"/>
-                          <a:ext cx="952500" cy="276225"/>
-                        </a:xfrm>
-                        <a:prstGeom prst="rect">
-                          <a:avLst/>
-                        </a:prstGeom>
-                        <a:noFill/>
-                        <a:ln w="6350">
-                          <a:noFill/>
-                        </a:ln>
-                      </wps:spPr>
-                      <wps:txbx>
-                        <w:txbxContent>
-                          <w:p>
-                            <w:pPr>
-                              <w:rPr>
-                                <w:rFonts w:ascii="Times New Roman" w:hAnsi="Times New Roman" w:cs="Times New Roman"/>
-                                <w:color w:val="FF0000"/>
-                              </w:rPr>
-                            </w:pPr>
-                            <w:r>
-                              <w:rPr>
-                                <w:rFonts w:ascii="Times New Roman" w:hAnsi="Times New Roman" w:cs="Times New Roman"/>
-                                <w:color w:val="FF0000"/>
-                              </w:rPr>
-                              <w:t>A</w:t>
-                            </w:r>
-                            <w:r>
-                              <w:rPr>
-                                <w:rFonts w:ascii="Times New Roman" w:hAnsi="Times New Roman" w:cs="Times New Roman"/>
-                                <w:color w:val="FF0000"/>
-                                <w:vertAlign w:val="subscript"/>
-                              </w:rPr>
-                              <w:t>dc</w:t>
-                            </w:r>
-                            <w:r>
-                              <w:rPr>
-                                <w:rFonts w:ascii="Times New Roman" w:hAnsi="Times New Roman" w:cs="Times New Roman"/>
-                                <w:color w:val="FF0000"/>
-                                <w:vertAlign w:val="subscript"/>
-                              </w:rPr>
-                              <w:t xml:space="preserve"> </w:t>
-                            </w:r>
-                            <w:r>
-                              <w:rPr>
-                                <w:rFonts w:ascii="Times New Roman" w:hAnsi="Times New Roman" w:cs="Times New Roman"/>
-                                <w:color w:val="FF0000"/>
-                              </w:rPr>
-                              <w:t>&gt; 60</w:t>
-                            </w:r>
-                            <w:r>
-                              <w:rPr>
-                                <w:rFonts w:ascii="Times New Roman" w:hAnsi="Times New Roman" w:cs="Times New Roman"/>
-                                <w:color w:val="FF0000"/>
-                              </w:rPr>
-                              <w:t>dB</w:t>
-                            </w:r>
-                          </w:p>
-                        </w:txbxContent>
-                      </wps:txbx>
-                      <wps:bodyPr rot="0" spcFirstLastPara="0" vertOverflow="overflow" horzOverflow="overflow" vert="horz" wrap="square" lIns="91440" tIns="45720" rIns="91440" bIns="45720" numCol="1" spcCol="0" rtlCol="0" fromWordArt="0" anchor="t" anchorCtr="0" forceAA="0" compatLnSpc="1">
-                        <a:prstTxWarp prst="textNoShape">
-                          <a:avLst/>
-                        </a:prstTxWarp>
-                        <a:noAutofit/>
-                      </wps:bodyPr>
-                    </wps:wsp>
-                  </a:graphicData>
-                </a:graphic>
-                <wp14:sizeRelH relativeFrom="margin">
-                  <wp14:pctWidth>0</wp14:pctWidth>
-                </wp14:sizeRelH>
-                <wp14:sizeRelV relativeFrom="margin">
-                  <wp14:pctHeight>0</wp14:pctHeight>
-                </wp14:sizeRelV>
-              </wp:anchor>
-            </w:drawing>
-          </mc:Choice>
-          <mc:Fallback>
-            <w:pict>
-              <v:shapetype w14:anchorId="1AA7526C" id="_x0000_t202" coordsize="21600,21600" o:spt="202" path="m,l,21600r21600,l21600,xe">
-                <v:stroke joinstyle="miter"/>
-                <v:path gradientshapeok="t" o:connecttype="rect"/>
-              </v:shapetype>
-              <v:shape id="Text Box 8" o:spid="_x0000_s1026" type="#_x0000_t202" style="position:absolute;left:0;text-align:left;margin-left:69pt;margin-top:8.25pt;width:75pt;height:21.75pt;z-index:251659264;visibility:visible;mso-wrap-style:square;mso-width-percent:0;mso-height-percent:0;mso-wrap-distance-left:9pt;mso-wrap-distance-top:0;mso-wrap-distance-right:9pt;mso-wrap-distance-bottom:0;mso-position-horizontal:absolute;mso-position-horizontal-relative:text;mso-position-vertical:absolute;mso-position-vertical-relative:text;mso-width-percent:0;mso-height-percent:0;mso-width-relative:margin;mso-height-relative:margin;v-text-anchor:top" o:gfxdata="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" filled="f" stroked="f" strokeweight=".5pt">
-                <v:textbox>
-                  <w:txbxContent>
-                    <w:p>
-                      <w:pPr>
-                        <w:rPr>
-                          <w:rFonts w:ascii="Times New Roman" w:hAnsi="Times New Roman" w:cs="Times New Roman"/>
-                          <w:color w:val="FF0000"/>
-                        </w:rPr>
-                      </w:pPr>
-                      <w:r>
-                        <w:rPr>
-                          <w:rFonts w:ascii="Times New Roman" w:hAnsi="Times New Roman" w:cs="Times New Roman"/>
-                          <w:color w:val="FF0000"/>
-                        </w:rPr>
-                        <w:t>A</w:t>
-                      </w:r>
-                      <w:r>
-                        <w:rPr>
-                          <w:rFonts w:ascii="Times New Roman" w:hAnsi="Times New Roman" w:cs="Times New Roman"/>
-                          <w:color w:val="FF0000"/>
-                          <w:vertAlign w:val="subscript"/>
-                        </w:rPr>
-                        <w:t>dc</w:t>
-                      </w:r>
-                      <w:r>
-                        <w:rPr>
-                          <w:rFonts w:ascii="Times New Roman" w:hAnsi="Times New Roman" w:cs="Times New Roman"/>
-                          <w:color w:val="FF0000"/>
-                          <w:vertAlign w:val="subscript"/>
-                        </w:rPr>
-                        <w:t xml:space="preserve"> </w:t>
-                      </w:r>
-                      <w:r>
-                        <w:rPr>
-                          <w:rFonts w:ascii="Times New Roman" w:hAnsi="Times New Roman" w:cs="Times New Roman"/>
-                          <w:color w:val="FF0000"/>
-                        </w:rPr>
-                        <w:t>&gt; 60</w:t>
-                      </w:r>
-                      <w:r>
-                        <w:rPr>
-                          <w:rFonts w:ascii="Times New Roman" w:hAnsi="Times New Roman" w:cs="Times New Roman"/>
-                          <w:color w:val="FF0000"/>
-                        </w:rPr>
-                        <w:t>dB</w:t>
-                      </w:r>
-                    </w:p>
-                  </w:txbxContent>
-                </v:textbox>
-              </v:shape>
-            </w:pict>
-          </mc:Fallback>
-        </mc:AlternateContent>
-      </w:r>
-      <w:r>
-        <w:rPr>
-          <w:noProof/>
-        </w:rPr>
-        <mc:AlternateContent>
-          <mc:Choice Requires="wps">
-            <w:drawing>
-              <wp:anchor distT="0" distB="0" distL="114300" distR="114300" simplePos="0" relativeHeight="251661312" behindDoc="0" locked="0" layoutInCell="1" allowOverlap="1" wp14:anchorId="18EB4078" wp14:editId="1414E7E1">
-                <wp:simplePos x="0" y="0"/>
-                <wp:positionH relativeFrom="column">
-                  <wp:posOffset>3962400</wp:posOffset>
-                </wp:positionH>
-                <wp:positionV relativeFrom="paragraph">
-                  <wp:posOffset>1533525</wp:posOffset>
+                  <wp:posOffset>2600325</wp:posOffset>
                 </wp:positionV>
                 <wp:extent cx="790575" cy="304800"/>
                 <wp:effectExtent l="0" t="0" r="0" b="0"/>
@@ -11568,7 +11461,11 @@
           </mc:Choice>
           <mc:Fallback>
             <w:pict>
-              <v:shape w14:anchorId="18EB4078" id="Text Box 13" o:spid="_x0000_s1027" type="#_x0000_t202" style="position:absolute;left:0;text-align:left;margin-left:312pt;margin-top:120.75pt;width:62.25pt;height:24pt;z-index:251661312;visibility:visible;mso-wrap-style:square;mso-width-percent:0;mso-height-percent:0;mso-wrap-distance-left:9pt;mso-wrap-distance-top:0;mso-wrap-distance-right:9pt;mso-wrap-distance-bottom:0;mso-position-horizontal:absolute;mso-position-horizontal-relative:text;mso-position-vertical:absolute;mso-position-vertical-relative:text;mso-width-percent:0;mso-height-percent:0;mso-width-relative:margin;mso-height-relative:margin;v-text-anchor:top" o:gfxdata="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" filled="f" stroked="f" strokeweight=".5pt">
+              <v:shapetype w14:anchorId="2F2052AA" id="_x0000_t202" coordsize="21600,21600" o:spt="202" path="m,l,21600r21600,l21600,xe">
+                <v:stroke joinstyle="miter"/>
+                <v:path gradientshapeok="t" o:connecttype="rect"/>
+              </v:shapetype>
+              <v:shape id="Text Box 13" o:spid="_x0000_s1026" type="#_x0000_t202" style="position:absolute;left:0;text-align:left;margin-left:246pt;margin-top:204.75pt;width:62.25pt;height:24pt;z-index:251661312;visibility:visible;mso-wrap-style:square;mso-width-percent:0;mso-height-percent:0;mso-wrap-distance-left:9pt;mso-wrap-distance-top:0;mso-wrap-distance-right:9pt;mso-wrap-distance-bottom:0;mso-position-horizontal:absolute;mso-position-horizontal-relative:text;mso-position-vertical:absolute;mso-position-vertical-relative:text;mso-width-percent:0;mso-height-percent:0;mso-width-relative:margin;mso-height-relative:margin;v-text-anchor:top" o:gfxdata="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" filled="f" stroked="f" strokeweight=".5pt">
                 <v:textbox>
                   <w:txbxContent>
                     <w:p>
@@ -11607,13 +11504,13 @@
         <mc:AlternateContent>
           <mc:Choice Requires="wps">
             <w:drawing>
-              <wp:anchor distT="0" distB="0" distL="114300" distR="114300" simplePos="0" relativeHeight="251660288" behindDoc="0" locked="0" layoutInCell="1" allowOverlap="1" wp14:anchorId="011063A1" wp14:editId="6CCAD680">
+              <wp:anchor distT="0" distB="0" distL="114300" distR="114300" simplePos="0" relativeHeight="251660288" behindDoc="0" locked="0" layoutInCell="1" allowOverlap="1" wp14:anchorId="0A4D6C69" wp14:editId="5744A3FB">
                 <wp:simplePos x="0" y="0"/>
                 <wp:positionH relativeFrom="column">
-                  <wp:posOffset>3171825</wp:posOffset>
+                  <wp:posOffset>2581275</wp:posOffset>
                 </wp:positionH>
                 <wp:positionV relativeFrom="paragraph">
-                  <wp:posOffset>657225</wp:posOffset>
+                  <wp:posOffset>771525</wp:posOffset>
                 </wp:positionV>
                 <wp:extent cx="1333500" cy="314325"/>
                 <wp:effectExtent l="0" t="0" r="0" b="0"/>
@@ -11683,7 +11580,7 @@
           </mc:Choice>
           <mc:Fallback>
             <w:pict>
-              <v:shape w14:anchorId="011063A1" id="Text Box 9" o:spid="_x0000_s1028" type="#_x0000_t202" style="position:absolute;left:0;text-align:left;margin-left:249.75pt;margin-top:51.75pt;width:105pt;height:24.75pt;z-index:251660288;visibility:visible;mso-wrap-style:square;mso-width-percent:0;mso-height-percent:0;mso-wrap-distance-left:9pt;mso-wrap-distance-top:0;mso-wrap-distance-right:9pt;mso-wrap-distance-bottom:0;mso-position-horizontal:absolute;mso-position-horizontal-relative:text;mso-position-vertical:absolute;mso-position-vertical-relative:text;mso-width-percent:0;mso-height-percent:0;mso-width-relative:margin;mso-height-relative:margin;v-text-anchor:top" o:gfxdata="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" filled="f" stroked="f" strokeweight=".5pt">
+              <v:shape w14:anchorId="0A4D6C69" id="Text Box 9" o:spid="_x0000_s1027" type="#_x0000_t202" style="position:absolute;left:0;text-align:left;margin-left:203.25pt;margin-top:60.75pt;width:105pt;height:24.75pt;z-index:251660288;visibility:visible;mso-wrap-style:square;mso-width-percent:0;mso-height-percent:0;mso-wrap-distance-left:9pt;mso-wrap-distance-top:0;mso-wrap-distance-right:9pt;mso-wrap-distance-bottom:0;mso-position-horizontal:absolute;mso-position-horizontal-relative:text;mso-position-vertical:absolute;mso-position-vertical-relative:text;mso-width-percent:0;mso-height-percent:0;mso-width-relative:margin;mso-height-relative:margin;v-text-anchor:top" o:gfxdata="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" filled="f" stroked="f" strokeweight=".5pt">
                 <v:textbox>
                   <w:txbxContent>
                     <w:p>
@@ -11719,99 +11616,21 @@
         <w:rPr>
           <w:noProof/>
         </w:rPr>
-        <w:drawing>
-          <wp:inline distT="0" distB="0" distL="0" distR="0" wp14:anchorId="2566FBBF" wp14:editId="789D9127">
-            <wp:extent cx="4371975" cy="3598005"/>
-            <wp:effectExtent l="0" t="0" r="0" b="2540"/>
-            <wp:docPr id="11" name="Picture 11"/>
-            <wp:cNvGraphicFramePr>
-              <a:graphicFrameLocks xmlns:a="http://schemas.openxmlformats.org/drawingml/2006/main" noChangeAspect="1"/>
-            </wp:cNvGraphicFramePr>
-            <a:graphic xmlns:a="http://schemas.openxmlformats.org/drawingml/2006/main">
-              <a:graphicData uri="http://schemas.openxmlformats.org/drawingml/2006/picture">
-                <pic:pic xmlns:pic="http://schemas.openxmlformats.org/drawingml/2006/picture">
-                  <pic:nvPicPr>
-                    <pic:cNvPr id="1" name=""/>
-                    <pic:cNvPicPr/>
-                  </pic:nvPicPr>
-                  <pic:blipFill>
-                    <a:blip r:embed="rId11"/>
-                    <a:stretch>
-                      <a:fillRect/>
-                    </a:stretch>
-                  </pic:blipFill>
-                  <pic:spPr>
-                    <a:xfrm>
-                      <a:off x="0" y="0"/>
-                      <a:ext cx="4390708" cy="3613421"/>
-                    </a:xfrm>
-                    <a:prstGeom prst="rect">
-                      <a:avLst/>
-                    </a:prstGeom>
-                  </pic:spPr>
-                </pic:pic>
-              </a:graphicData>
-            </a:graphic>
-          </wp:inline>
-        </w:drawing>
-      </w:r>
-    </w:p>
-    <w:p>
-      <w:pPr>
-        <w:pStyle w:val="Caption"/>
-        <w:jc w:val="center"/>
-        <w:rPr>
-          <w:rFonts w:ascii="Times New Roman" w:hAnsi="Times New Roman" w:cs="Times New Roman"/>
-          <w:sz w:val="26"/>
-          <w:szCs w:val="26"/>
-        </w:rPr>
-      </w:pPr>
-      <w:r>
-        <w:t xml:space="preserve">Hình </w:t>
-      </w:r>
-      <w:fldSimple w:instr=" SEQ Hình \* ARABIC ">
-        <w:r>
-          <w:rPr>
-            <w:noProof/>
-          </w:rPr>
-          <w:t>4</w:t>
-        </w:r>
-      </w:fldSimple>
-      <w:r>
-        <w:t xml:space="preserve">: </w:t>
-      </w:r>
-      <w:r>
-        <w:t>Biểu đồ Bode của mạch khuếch đại thuật toán</w:t>
-      </w:r>
-    </w:p>
-    <w:p>
-      <w:pPr>
-        <w:jc w:val="center"/>
-        <w:rPr>
-          <w:rFonts w:ascii="Times New Roman" w:hAnsi="Times New Roman" w:cs="Times New Roman"/>
-          <w:sz w:val="26"/>
-          <w:szCs w:val="26"/>
-        </w:rPr>
-      </w:pPr>
-      <w:r>
-        <w:rPr>
-          <w:noProof/>
-        </w:rPr>
         <mc:AlternateContent>
           <mc:Choice Requires="wps">
             <w:drawing>
-              <wp:anchor distT="0" distB="0" distL="114300" distR="114300" simplePos="0" relativeHeight="251663360" behindDoc="0" locked="0" layoutInCell="1" allowOverlap="1">
+              <wp:anchor distT="0" distB="0" distL="114300" distR="114300" simplePos="0" relativeHeight="251659264" behindDoc="0" locked="0" layoutInCell="1" allowOverlap="1" wp14:anchorId="7F53A89D" wp14:editId="47789B27">
                 <wp:simplePos x="0" y="0"/>
                 <wp:positionH relativeFrom="column">
-                  <wp:posOffset>2238375</wp:posOffset>
+                  <wp:posOffset>1209675</wp:posOffset>
                 </wp:positionH>
                 <wp:positionV relativeFrom="paragraph">
-                  <wp:posOffset>647066</wp:posOffset>
+                  <wp:posOffset>161925</wp:posOffset>
                 </wp:positionV>
-                <wp:extent cx="1400175" cy="361950"/>
+                <wp:extent cx="952500" cy="276225"/>
                 <wp:effectExtent l="0" t="0" r="0" b="0"/>
                 <wp:wrapNone/>
-                <wp:docPr id="16" name="Text Box 16"/>
+                <wp:docPr id="8" name="Text Box 8"/>
                 <wp:cNvGraphicFramePr/>
                 <a:graphic xmlns:a="http://schemas.openxmlformats.org/drawingml/2006/main">
                   <a:graphicData uri="http://schemas.microsoft.com/office/word/2010/wordprocessingShape">
@@ -11820,7 +11639,7 @@
                       <wps:spPr>
                         <a:xfrm>
                           <a:off x="0" y="0"/>
-                          <a:ext cx="1400175" cy="361950"/>
+                          <a:ext cx="952500" cy="276225"/>
                         </a:xfrm>
                         <a:prstGeom prst="rect">
                           <a:avLst/>
@@ -11835,43 +11654,47 @@
                           <w:p>
                             <w:pPr>
                               <w:rPr>
+                                <w:rFonts w:ascii="Times New Roman" w:hAnsi="Times New Roman" w:cs="Times New Roman"/>
                                 <w:color w:val="FF0000"/>
                               </w:rPr>
                             </w:pPr>
                             <w:r>
                               <w:rPr>
+                                <w:rFonts w:ascii="Times New Roman" w:hAnsi="Times New Roman" w:cs="Times New Roman"/>
                                 <w:color w:val="FF0000"/>
                               </w:rPr>
-                              <w:t xml:space="preserve">Tổng nhiễu </w:t>
+                              <w:t>A</w:t>
                             </w:r>
                             <w:r>
                               <w:rPr>
+                                <w:rFonts w:ascii="Times New Roman" w:hAnsi="Times New Roman" w:cs="Times New Roman"/>
                                 <w:color w:val="FF0000"/>
+                                <w:vertAlign w:val="subscript"/>
                               </w:rPr>
-                              <w:t xml:space="preserve">: &lt; </w:t>
+                              <w:t>dc</w:t>
                             </w:r>
                             <w:r>
                               <w:rPr>
+                                <w:rFonts w:ascii="Times New Roman" w:hAnsi="Times New Roman" w:cs="Times New Roman"/>
+                                <w:color w:val="FF0000"/>
+                                <w:vertAlign w:val="subscript"/>
+                              </w:rPr>
+                              <w:t xml:space="preserve"> </w:t>
+                            </w:r>
+                            <w:r>
+                              <w:rPr>
+                                <w:rFonts w:ascii="Times New Roman" w:hAnsi="Times New Roman" w:cs="Times New Roman"/>
                                 <w:color w:val="FF0000"/>
                               </w:rPr>
-                              <w:t>90</w:t>
+                              <w:t>&gt; 67</w:t>
                             </w:r>
-                            <m:oMath>
-                              <m:r>
-                                <w:rPr>
-                                  <w:rFonts w:ascii="Cambria Math" w:hAnsi="Cambria Math"/>
-                                  <w:color w:val="FF0000"/>
-                                </w:rPr>
-                                <m:t xml:space="preserve"> μ</m:t>
-                              </m:r>
-                              <m:r>
-                                <w:rPr>
-                                  <w:rFonts w:ascii="Cambria Math" w:hAnsi="Cambria Math"/>
-                                  <w:color w:val="FF0000"/>
-                                </w:rPr>
-                                <m:t>V</m:t>
-                              </m:r>
-                            </m:oMath>
+                            <w:r>
+                              <w:rPr>
+                                <w:rFonts w:ascii="Times New Roman" w:hAnsi="Times New Roman" w:cs="Times New Roman"/>
+                                <w:color w:val="FF0000"/>
+                              </w:rPr>
+                              <w:t>dB</w:t>
+                            </w:r>
                           </w:p>
                         </w:txbxContent>
                       </wps:txbx>
@@ -11895,49 +11718,53 @@
           </mc:Choice>
           <mc:Fallback>
             <w:pict>
-              <v:shape id="Text Box 16" o:spid="_x0000_s1029" type="#_x0000_t202" style="position:absolute;left:0;text-align:left;margin-left:176.25pt;margin-top:50.95pt;width:110.25pt;height:28.5pt;z-index:251663360;visibility:visible;mso-wrap-style:square;mso-width-percent:0;mso-height-percent:0;mso-wrap-distance-left:9pt;mso-wrap-distance-top:0;mso-wrap-distance-right:9pt;mso-wrap-distance-bottom:0;mso-position-horizontal:absolute;mso-position-horizontal-relative:text;mso-position-vertical:absolute;mso-position-vertical-relative:text;mso-width-percent:0;mso-height-percent:0;mso-width-relative:margin;mso-height-relative:margin;v-text-anchor:top" o:gfxdata="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" filled="f" stroked="f" strokeweight=".5pt">
+              <v:shape w14:anchorId="7F53A89D" id="Text Box 8" o:spid="_x0000_s1028" type="#_x0000_t202" style="position:absolute;left:0;text-align:left;margin-left:95.25pt;margin-top:12.75pt;width:75pt;height:21.75pt;z-index:251659264;visibility:visible;mso-wrap-style:square;mso-width-percent:0;mso-height-percent:0;mso-wrap-distance-left:9pt;mso-wrap-distance-top:0;mso-wrap-distance-right:9pt;mso-wrap-distance-bottom:0;mso-position-horizontal:absolute;mso-position-horizontal-relative:text;mso-position-vertical:absolute;mso-position-vertical-relative:text;mso-width-percent:0;mso-height-percent:0;mso-width-relative:margin;mso-height-relative:margin;v-text-anchor:top" o:gfxdata="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" filled="f" stroked="f" strokeweight=".5pt">
                 <v:textbox>
                   <w:txbxContent>
                     <w:p>
                       <w:pPr>
                         <w:rPr>
+                          <w:rFonts w:ascii="Times New Roman" w:hAnsi="Times New Roman" w:cs="Times New Roman"/>
                           <w:color w:val="FF0000"/>
                         </w:rPr>
                       </w:pPr>
                       <w:r>
                         <w:rPr>
+                          <w:rFonts w:ascii="Times New Roman" w:hAnsi="Times New Roman" w:cs="Times New Roman"/>
                           <w:color w:val="FF0000"/>
                         </w:rPr>
-                        <w:t xml:space="preserve">Tổng nhiễu </w:t>
+                        <w:t>A</w:t>
                       </w:r>
                       <w:r>
                         <w:rPr>
+                          <w:rFonts w:ascii="Times New Roman" w:hAnsi="Times New Roman" w:cs="Times New Roman"/>
                           <w:color w:val="FF0000"/>
+                          <w:vertAlign w:val="subscript"/>
                         </w:rPr>
-                        <w:t xml:space="preserve">: &lt; </w:t>
+                        <w:t>dc</w:t>
                       </w:r>
                       <w:r>
                         <w:rPr>
+                          <w:rFonts w:ascii="Times New Roman" w:hAnsi="Times New Roman" w:cs="Times New Roman"/>
+                          <w:color w:val="FF0000"/>
+                          <w:vertAlign w:val="subscript"/>
+                        </w:rPr>
+                        <w:t xml:space="preserve"> </w:t>
+                      </w:r>
+                      <w:r>
+                        <w:rPr>
+                          <w:rFonts w:ascii="Times New Roman" w:hAnsi="Times New Roman" w:cs="Times New Roman"/>
                           <w:color w:val="FF0000"/>
                         </w:rPr>
-                        <w:t>90</w:t>
+                        <w:t>&gt; 67</w:t>
                       </w:r>
-                      <m:oMath>
-                        <m:r>
-                          <w:rPr>
-                            <w:rFonts w:ascii="Cambria Math" w:hAnsi="Cambria Math"/>
-                            <w:color w:val="FF0000"/>
-                          </w:rPr>
-                          <m:t xml:space="preserve"> μ</m:t>
-                        </m:r>
-                        <m:r>
-                          <w:rPr>
-                            <w:rFonts w:ascii="Cambria Math" w:hAnsi="Cambria Math"/>
-                            <w:color w:val="FF0000"/>
-                          </w:rPr>
-                          <m:t>V</m:t>
-                        </m:r>
-                      </m:oMath>
+                      <w:r>
+                        <w:rPr>
+                          <w:rFonts w:ascii="Times New Roman" w:hAnsi="Times New Roman" w:cs="Times New Roman"/>
+                          <w:color w:val="FF0000"/>
+                        </w:rPr>
+                        <w:t>dB</w:t>
+                      </w:r>
                     </w:p>
                   </w:txbxContent>
                 </v:textbox>
@@ -11950,220 +11777,11 @@
         <w:rPr>
           <w:noProof/>
         </w:rPr>
-        <mc:AlternateContent>
-          <mc:Choice Requires="wps">
-            <w:drawing>
-              <wp:anchor distT="0" distB="0" distL="114300" distR="114300" simplePos="0" relativeHeight="251662336" behindDoc="0" locked="0" layoutInCell="1" allowOverlap="1">
-                <wp:simplePos x="0" y="0"/>
-                <wp:positionH relativeFrom="column">
-                  <wp:posOffset>2305050</wp:posOffset>
-                </wp:positionH>
-                <wp:positionV relativeFrom="paragraph">
-                  <wp:posOffset>2752090</wp:posOffset>
-                </wp:positionV>
-                <wp:extent cx="1123950" cy="523875"/>
-                <wp:effectExtent l="0" t="0" r="0" b="0"/>
-                <wp:wrapNone/>
-                <wp:docPr id="15" name="Text Box 15"/>
-                <wp:cNvGraphicFramePr/>
-                <a:graphic xmlns:a="http://schemas.openxmlformats.org/drawingml/2006/main">
-                  <a:graphicData uri="http://schemas.microsoft.com/office/word/2010/wordprocessingShape">
-                    <wps:wsp>
-                      <wps:cNvSpPr txBox="1"/>
-                      <wps:spPr>
-                        <a:xfrm>
-                          <a:off x="0" y="0"/>
-                          <a:ext cx="1123950" cy="523875"/>
-                        </a:xfrm>
-                        <a:prstGeom prst="rect">
-                          <a:avLst/>
-                        </a:prstGeom>
-                        <a:noFill/>
-                        <a:ln w="6350">
-                          <a:noFill/>
-                        </a:ln>
-                      </wps:spPr>
-                      <wps:txbx>
-                        <w:txbxContent>
-                          <w:p>
-                            <w:pPr>
-                              <w:rPr>
-                                <w:color w:val="FF0000"/>
-                              </w:rPr>
-                            </w:pPr>
-                            <w:r>
-                              <w:rPr>
-                                <w:color w:val="FF0000"/>
-                              </w:rPr>
-                              <w:t>Nhiễu tại</w:t>
-                            </w:r>
-                            <w:r>
-                              <w:rPr>
-                                <w:color w:val="FF0000"/>
-                              </w:rPr>
-                              <w:t xml:space="preserve"> 1 KHz: &lt;</w:t>
-                            </w:r>
-                            <w:r>
-                              <w:rPr>
-                                <w:color w:val="FF0000"/>
-                              </w:rPr>
-                              <w:t xml:space="preserve"> </w:t>
-                            </w:r>
-                            <w:r>
-                              <w:rPr>
-                                <w:color w:val="FF0000"/>
-                              </w:rPr>
-                              <w:t>470</w:t>
-                            </w:r>
-                            <w:r>
-                              <w:rPr>
-                                <w:rFonts w:eastAsiaTheme="minorEastAsia"/>
-                                <w:color w:val="FF0000"/>
-                              </w:rPr>
-                              <w:t xml:space="preserve"> </w:t>
-                            </w:r>
-                            <m:oMath>
-                              <m:r>
-                                <w:rPr>
-                                  <w:rFonts w:ascii="Cambria Math" w:hAnsi="Cambria Math"/>
-                                  <w:color w:val="FF0000"/>
-                                </w:rPr>
-                                <m:t>nV/</m:t>
-                              </m:r>
-                              <m:rad>
-                                <m:radPr>
-                                  <m:degHide m:val="1"/>
-                                  <m:ctrlPr>
-                                    <w:rPr>
-                                      <w:rFonts w:ascii="Cambria Math" w:hAnsi="Cambria Math"/>
-                                      <w:i/>
-                                      <w:color w:val="FF0000"/>
-                                    </w:rPr>
-                                  </m:ctrlPr>
-                                </m:radPr>
-                                <m:deg/>
-                                <m:e>
-                                  <m:r>
-                                    <w:rPr>
-                                      <w:rFonts w:ascii="Cambria Math" w:hAnsi="Cambria Math"/>
-                                      <w:color w:val="FF0000"/>
-                                    </w:rPr>
-                                    <m:t>Hz</m:t>
-                                  </m:r>
-                                </m:e>
-                              </m:rad>
-                            </m:oMath>
-                          </w:p>
-                        </w:txbxContent>
-                      </wps:txbx>
-                      <wps:bodyPr rot="0" spcFirstLastPara="0" vertOverflow="overflow" horzOverflow="overflow" vert="horz" wrap="square" lIns="91440" tIns="45720" rIns="91440" bIns="45720" numCol="1" spcCol="0" rtlCol="0" fromWordArt="0" anchor="t" anchorCtr="0" forceAA="0" compatLnSpc="1">
-                        <a:prstTxWarp prst="textNoShape">
-                          <a:avLst/>
-                        </a:prstTxWarp>
-                        <a:noAutofit/>
-                      </wps:bodyPr>
-                    </wps:wsp>
-                  </a:graphicData>
-                </a:graphic>
-                <wp14:sizeRelH relativeFrom="margin">
-                  <wp14:pctWidth>0</wp14:pctWidth>
-                </wp14:sizeRelH>
-                <wp14:sizeRelV relativeFrom="margin">
-                  <wp14:pctHeight>0</wp14:pctHeight>
-                </wp14:sizeRelV>
-              </wp:anchor>
-            </w:drawing>
-          </mc:Choice>
-          <mc:Fallback>
-            <w:pict>
-              <v:shape id="Text Box 15" o:spid="_x0000_s1030" type="#_x0000_t202" style="position:absolute;left:0;text-align:left;margin-left:181.5pt;margin-top:216.7pt;width:88.5pt;height:41.25pt;z-index:251662336;visibility:visible;mso-wrap-style:square;mso-width-percent:0;mso-height-percent:0;mso-wrap-distance-left:9pt;mso-wrap-distance-top:0;mso-wrap-distance-right:9pt;mso-wrap-distance-bottom:0;mso-position-horizontal:absolute;mso-position-horizontal-relative:text;mso-position-vertical:absolute;mso-position-vertical-relative:text;mso-width-percent:0;mso-height-percent:0;mso-width-relative:margin;mso-height-relative:margin;v-text-anchor:top" o:gfxdata="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" filled="f" stroked="f" strokeweight=".5pt">
-                <v:textbox>
-                  <w:txbxContent>
-                    <w:p>
-                      <w:pPr>
-                        <w:rPr>
-                          <w:color w:val="FF0000"/>
-                        </w:rPr>
-                      </w:pPr>
-                      <w:r>
-                        <w:rPr>
-                          <w:color w:val="FF0000"/>
-                        </w:rPr>
-                        <w:t>Nhiễu tại</w:t>
-                      </w:r>
-                      <w:r>
-                        <w:rPr>
-                          <w:color w:val="FF0000"/>
-                        </w:rPr>
-                        <w:t xml:space="preserve"> 1 KHz: &lt;</w:t>
-                      </w:r>
-                      <w:r>
-                        <w:rPr>
-                          <w:color w:val="FF0000"/>
-                        </w:rPr>
-                        <w:t xml:space="preserve"> </w:t>
-                      </w:r>
-                      <w:r>
-                        <w:rPr>
-                          <w:color w:val="FF0000"/>
-                        </w:rPr>
-                        <w:t>470</w:t>
-                      </w:r>
-                      <w:r>
-                        <w:rPr>
-                          <w:rFonts w:eastAsiaTheme="minorEastAsia"/>
-                          <w:color w:val="FF0000"/>
-                        </w:rPr>
-                        <w:t xml:space="preserve"> </w:t>
-                      </w:r>
-                      <m:oMath>
-                        <m:r>
-                          <w:rPr>
-                            <w:rFonts w:ascii="Cambria Math" w:hAnsi="Cambria Math"/>
-                            <w:color w:val="FF0000"/>
-                          </w:rPr>
-                          <m:t>nV/</m:t>
-                        </m:r>
-                        <m:rad>
-                          <m:radPr>
-                            <m:degHide m:val="1"/>
-                            <m:ctrlPr>
-                              <w:rPr>
-                                <w:rFonts w:ascii="Cambria Math" w:hAnsi="Cambria Math"/>
-                                <w:i/>
-                                <w:color w:val="FF0000"/>
-                              </w:rPr>
-                            </m:ctrlPr>
-                          </m:radPr>
-                          <m:deg/>
-                          <m:e>
-                            <m:r>
-                              <w:rPr>
-                                <w:rFonts w:ascii="Cambria Math" w:hAnsi="Cambria Math"/>
-                                <w:color w:val="FF0000"/>
-                              </w:rPr>
-                              <m:t>Hz</m:t>
-                            </m:r>
-                          </m:e>
-                        </m:rad>
-                      </m:oMath>
-                    </w:p>
-                  </w:txbxContent>
-                </v:textbox>
-              </v:shape>
-            </w:pict>
-          </mc:Fallback>
-        </mc:AlternateContent>
-      </w:r>
-      <w:r>
-        <w:rPr>
-          <w:noProof/>
-        </w:rPr>
         <w:drawing>
-          <wp:inline distT="0" distB="0" distL="0" distR="0" wp14:anchorId="099FB90C" wp14:editId="140AAEF9">
-            <wp:extent cx="4386518" cy="3609975"/>
+          <wp:inline distT="0" distB="0" distL="0" distR="0" wp14:anchorId="5AC7DD10" wp14:editId="4E60F062">
+            <wp:extent cx="4476750" cy="3684232"/>
             <wp:effectExtent l="0" t="0" r="0" b="0"/>
-            <wp:docPr id="14" name="Picture 14"/>
+            <wp:docPr id="4" name="Picture 4"/>
             <wp:cNvGraphicFramePr>
               <a:graphicFrameLocks xmlns:a="http://schemas.openxmlformats.org/drawingml/2006/main" noChangeAspect="1"/>
             </wp:cNvGraphicFramePr>
@@ -12175,7 +11793,7 @@
                     <pic:cNvPicPr/>
                   </pic:nvPicPr>
                   <pic:blipFill>
-                    <a:blip r:embed="rId12"/>
+                    <a:blip r:embed="rId11"/>
                     <a:stretch>
                       <a:fillRect/>
                     </a:stretch>
@@ -12183,7 +11801,7 @@
                   <pic:spPr>
                     <a:xfrm>
                       <a:off x="0" y="0"/>
-                      <a:ext cx="4434620" cy="3649562"/>
+                      <a:ext cx="4497890" cy="3701630"/>
                     </a:xfrm>
                     <a:prstGeom prst="rect">
                       <a:avLst/>
@@ -12200,6 +11818,11 @@
       <w:pPr>
         <w:pStyle w:val="Caption"/>
         <w:jc w:val="center"/>
+        <w:rPr>
+          <w:rFonts w:ascii="Times New Roman" w:hAnsi="Times New Roman" w:cs="Times New Roman"/>
+          <w:sz w:val="26"/>
+          <w:szCs w:val="26"/>
+        </w:rPr>
       </w:pPr>
       <w:r>
         <w:t xml:space="preserve">Hình </w:t>
@@ -12209,14 +11832,16 @@
           <w:rPr>
             <w:noProof/>
           </w:rPr>
-          <w:t>5</w:t>
+          <w:t>4</w:t>
         </w:r>
       </w:fldSimple>
       <w:r>
-        <w:t>: Sơ đồ phân tích nhiễu</w:t>
+        <w:t xml:space="preserve">: </w:t>
+      </w:r>
+      <w:r>
+        <w:t>Biểu đồ Bode của mạch khuếch đại thuật toán</w:t>
       </w:r>
     </w:p>
-    <w:p/>
     <w:p>
       <w:pPr>
         <w:jc w:val="center"/>
@@ -12225,17 +11850,16 @@
         <w:rPr>
           <w:noProof/>
         </w:rPr>
-        <w:lastRenderedPageBreak/>
         <mc:AlternateContent>
           <mc:Choice Requires="wps">
             <w:drawing>
-              <wp:anchor distT="0" distB="0" distL="114300" distR="114300" simplePos="0" relativeHeight="251664384" behindDoc="0" locked="0" layoutInCell="1" allowOverlap="1">
+              <wp:anchor distT="0" distB="0" distL="114300" distR="114300" simplePos="0" relativeHeight="251664384" behindDoc="0" locked="0" layoutInCell="1" allowOverlap="1" wp14:anchorId="65C82401" wp14:editId="4A1A1600">
                 <wp:simplePos x="0" y="0"/>
                 <wp:positionH relativeFrom="column">
-                  <wp:posOffset>1885950</wp:posOffset>
+                  <wp:posOffset>2076450</wp:posOffset>
                 </wp:positionH>
                 <wp:positionV relativeFrom="paragraph">
-                  <wp:posOffset>847725</wp:posOffset>
+                  <wp:posOffset>870585</wp:posOffset>
                 </wp:positionV>
                 <wp:extent cx="914400" cy="428625"/>
                 <wp:effectExtent l="0" t="0" r="0" b="0"/>
@@ -12308,7 +11932,7 @@
           </mc:Choice>
           <mc:Fallback>
             <w:pict>
-              <v:shape id="Text Box 19" o:spid="_x0000_s1031" type="#_x0000_t202" style="position:absolute;left:0;text-align:left;margin-left:148.5pt;margin-top:66.75pt;width:1in;height:33.75pt;z-index:251664384;visibility:visible;mso-wrap-style:square;mso-width-percent:0;mso-height-percent:0;mso-wrap-distance-left:9pt;mso-wrap-distance-top:0;mso-wrap-distance-right:9pt;mso-wrap-distance-bottom:0;mso-position-horizontal:absolute;mso-position-horizontal-relative:text;mso-position-vertical:absolute;mso-position-vertical-relative:text;mso-width-percent:0;mso-height-percent:0;mso-width-relative:margin;mso-height-relative:margin;v-text-anchor:top" o:gfxdata="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" filled="f" stroked="f" strokeweight=".5pt">
+              <v:shape w14:anchorId="65C82401" id="Text Box 19" o:spid="_x0000_s1029" type="#_x0000_t202" style="position:absolute;left:0;text-align:left;margin-left:163.5pt;margin-top:68.55pt;width:1in;height:33.75pt;z-index:251664384;visibility:visible;mso-wrap-style:square;mso-width-percent:0;mso-height-percent:0;mso-wrap-distance-left:9pt;mso-wrap-distance-top:0;mso-wrap-distance-right:9pt;mso-wrap-distance-bottom:0;mso-position-horizontal:absolute;mso-position-horizontal-relative:text;mso-position-vertical:absolute;mso-position-vertical-relative:text;mso-width-percent:0;mso-height-percent:0;mso-width-relative:margin;mso-height-relative:margin;v-text-anchor:top" o:gfxdata="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" filled="f" stroked="f" strokeweight=".5pt">
                 <v:textbox>
                   <w:txbxContent>
                     <w:p>
@@ -12348,10 +11972,386 @@
           <w:noProof/>
         </w:rPr>
         <w:drawing>
-          <wp:inline distT="0" distB="0" distL="0" distR="0" wp14:anchorId="56597521" wp14:editId="2CFD782F">
-            <wp:extent cx="4219575" cy="3472584"/>
-            <wp:effectExtent l="0" t="0" r="0" b="0"/>
-            <wp:docPr id="18" name="Picture 18"/>
+          <wp:inline distT="0" distB="0" distL="0" distR="0" wp14:anchorId="4A4B8498" wp14:editId="7ACD69D4">
+            <wp:extent cx="4162425" cy="3425551"/>
+            <wp:effectExtent l="0" t="0" r="0" b="3810"/>
+            <wp:docPr id="7" name="Picture 7"/>
+            <wp:cNvGraphicFramePr>
+              <a:graphicFrameLocks xmlns:a="http://schemas.openxmlformats.org/drawingml/2006/main" noChangeAspect="1"/>
+            </wp:cNvGraphicFramePr>
+            <a:graphic xmlns:a="http://schemas.openxmlformats.org/drawingml/2006/main">
+              <a:graphicData uri="http://schemas.openxmlformats.org/drawingml/2006/picture">
+                <pic:pic xmlns:pic="http://schemas.openxmlformats.org/drawingml/2006/picture">
+                  <pic:nvPicPr>
+                    <pic:cNvPr id="1" name=""/>
+                    <pic:cNvPicPr/>
+                  </pic:nvPicPr>
+                  <pic:blipFill>
+                    <a:blip r:embed="rId12"/>
+                    <a:stretch>
+                      <a:fillRect/>
+                    </a:stretch>
+                  </pic:blipFill>
+                  <pic:spPr>
+                    <a:xfrm>
+                      <a:off x="0" y="0"/>
+                      <a:ext cx="4164776" cy="3427486"/>
+                    </a:xfrm>
+                    <a:prstGeom prst="rect">
+                      <a:avLst/>
+                    </a:prstGeom>
+                  </pic:spPr>
+                </pic:pic>
+              </a:graphicData>
+            </a:graphic>
+          </wp:inline>
+        </w:drawing>
+      </w:r>
+    </w:p>
+    <w:p>
+      <w:pPr>
+        <w:pStyle w:val="Caption"/>
+        <w:jc w:val="center"/>
+      </w:pPr>
+      <w:r>
+        <w:t xml:space="preserve">Hình </w:t>
+      </w:r>
+      <w:r>
+        <w:t>5</w:t>
+      </w:r>
+      <w:r>
+        <w:t>: kết quả mô phỏng tốc độ chuyển mạch tín hiệu</w:t>
+      </w:r>
+    </w:p>
+    <w:p>
+      <w:pPr>
+        <w:jc w:val="center"/>
+        <w:rPr>
+          <w:rFonts w:ascii="Times New Roman" w:hAnsi="Times New Roman" w:cs="Times New Roman"/>
+          <w:sz w:val="26"/>
+          <w:szCs w:val="26"/>
+        </w:rPr>
+      </w:pPr>
+      <w:r>
+        <w:rPr>
+          <w:noProof/>
+        </w:rPr>
+        <w:lastRenderedPageBreak/>
+        <mc:AlternateContent>
+          <mc:Choice Requires="wps">
+            <w:drawing>
+              <wp:anchor distT="0" distB="0" distL="114300" distR="114300" simplePos="0" relativeHeight="251669504" behindDoc="0" locked="0" layoutInCell="1" allowOverlap="1" wp14:anchorId="47E0FC18" wp14:editId="1D3411F7">
+                <wp:simplePos x="0" y="0"/>
+                <wp:positionH relativeFrom="column">
+                  <wp:posOffset>2600325</wp:posOffset>
+                </wp:positionH>
+                <wp:positionV relativeFrom="paragraph">
+                  <wp:posOffset>2286000</wp:posOffset>
+                </wp:positionV>
+                <wp:extent cx="1123950" cy="523875"/>
+                <wp:effectExtent l="0" t="0" r="0" b="0"/>
+                <wp:wrapNone/>
+                <wp:docPr id="15" name="Text Box 15"/>
+                <wp:cNvGraphicFramePr/>
+                <a:graphic xmlns:a="http://schemas.openxmlformats.org/drawingml/2006/main">
+                  <a:graphicData uri="http://schemas.microsoft.com/office/word/2010/wordprocessingShape">
+                    <wps:wsp>
+                      <wps:cNvSpPr txBox="1"/>
+                      <wps:spPr>
+                        <a:xfrm>
+                          <a:off x="0" y="0"/>
+                          <a:ext cx="1123950" cy="523875"/>
+                        </a:xfrm>
+                        <a:prstGeom prst="rect">
+                          <a:avLst/>
+                        </a:prstGeom>
+                        <a:noFill/>
+                        <a:ln w="6350">
+                          <a:noFill/>
+                        </a:ln>
+                      </wps:spPr>
+                      <wps:txbx>
+                        <w:txbxContent>
+                          <w:p>
+                            <w:pPr>
+                              <w:rPr>
+                                <w:color w:val="FF0000"/>
+                              </w:rPr>
+                            </w:pPr>
+                            <w:r>
+                              <w:rPr>
+                                <w:color w:val="FF0000"/>
+                              </w:rPr>
+                              <w:t>Nhiễu tạ</w:t>
+                            </w:r>
+                            <w:r>
+                              <w:rPr>
+                                <w:color w:val="FF0000"/>
+                              </w:rPr>
+                              <w:t xml:space="preserve">i 1 KHz: &lt; 471 </w:t>
+                            </w:r>
+                            <m:oMath>
+                              <m:r>
+                                <w:rPr>
+                                  <w:rFonts w:ascii="Cambria Math" w:hAnsi="Cambria Math"/>
+                                  <w:color w:val="FF0000"/>
+                                </w:rPr>
+                                <m:t>nV/</m:t>
+                              </m:r>
+                              <m:rad>
+                                <m:radPr>
+                                  <m:degHide m:val="1"/>
+                                  <m:ctrlPr>
+                                    <w:rPr>
+                                      <w:rFonts w:ascii="Cambria Math" w:hAnsi="Cambria Math"/>
+                                      <w:i/>
+                                      <w:color w:val="FF0000"/>
+                                    </w:rPr>
+                                  </m:ctrlPr>
+                                </m:radPr>
+                                <m:deg/>
+                                <m:e>
+                                  <m:r>
+                                    <w:rPr>
+                                      <w:rFonts w:ascii="Cambria Math" w:hAnsi="Cambria Math"/>
+                                      <w:color w:val="FF0000"/>
+                                    </w:rPr>
+                                    <m:t>Hz</m:t>
+                                  </m:r>
+                                </m:e>
+                              </m:rad>
+                            </m:oMath>
+                          </w:p>
+                        </w:txbxContent>
+                      </wps:txbx>
+                      <wps:bodyPr rot="0" spcFirstLastPara="0" vertOverflow="overflow" horzOverflow="overflow" vert="horz" wrap="square" lIns="91440" tIns="45720" rIns="91440" bIns="45720" numCol="1" spcCol="0" rtlCol="0" fromWordArt="0" anchor="t" anchorCtr="0" forceAA="0" compatLnSpc="1">
+                        <a:prstTxWarp prst="textNoShape">
+                          <a:avLst/>
+                        </a:prstTxWarp>
+                        <a:noAutofit/>
+                      </wps:bodyPr>
+                    </wps:wsp>
+                  </a:graphicData>
+                </a:graphic>
+                <wp14:sizeRelH relativeFrom="margin">
+                  <wp14:pctWidth>0</wp14:pctWidth>
+                </wp14:sizeRelH>
+                <wp14:sizeRelV relativeFrom="margin">
+                  <wp14:pctHeight>0</wp14:pctHeight>
+                </wp14:sizeRelV>
+              </wp:anchor>
+            </w:drawing>
+          </mc:Choice>
+          <mc:Fallback>
+            <w:pict>
+              <v:shape w14:anchorId="47E0FC18" id="Text Box 15" o:spid="_x0000_s1030" type="#_x0000_t202" style="position:absolute;left:0;text-align:left;margin-left:204.75pt;margin-top:180pt;width:88.5pt;height:41.25pt;z-index:251669504;visibility:visible;mso-wrap-style:square;mso-width-percent:0;mso-height-percent:0;mso-wrap-distance-left:9pt;mso-wrap-distance-top:0;mso-wrap-distance-right:9pt;mso-wrap-distance-bottom:0;mso-position-horizontal:absolute;mso-position-horizontal-relative:text;mso-position-vertical:absolute;mso-position-vertical-relative:text;mso-width-percent:0;mso-height-percent:0;mso-width-relative:margin;mso-height-relative:margin;v-text-anchor:top" o:gfxdata="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" filled="f" stroked="f" strokeweight=".5pt">
+                <v:textbox>
+                  <w:txbxContent>
+                    <w:p>
+                      <w:pPr>
+                        <w:rPr>
+                          <w:color w:val="FF0000"/>
+                        </w:rPr>
+                      </w:pPr>
+                      <w:r>
+                        <w:rPr>
+                          <w:color w:val="FF0000"/>
+                        </w:rPr>
+                        <w:t>Nhiễu tạ</w:t>
+                      </w:r>
+                      <w:r>
+                        <w:rPr>
+                          <w:color w:val="FF0000"/>
+                        </w:rPr>
+                        <w:t xml:space="preserve">i 1 KHz: &lt; 471 </w:t>
+                      </w:r>
+                      <m:oMath>
+                        <m:r>
+                          <w:rPr>
+                            <w:rFonts w:ascii="Cambria Math" w:hAnsi="Cambria Math"/>
+                            <w:color w:val="FF0000"/>
+                          </w:rPr>
+                          <m:t>nV/</m:t>
+                        </m:r>
+                        <m:rad>
+                          <m:radPr>
+                            <m:degHide m:val="1"/>
+                            <m:ctrlPr>
+                              <w:rPr>
+                                <w:rFonts w:ascii="Cambria Math" w:hAnsi="Cambria Math"/>
+                                <w:i/>
+                                <w:color w:val="FF0000"/>
+                              </w:rPr>
+                            </m:ctrlPr>
+                          </m:radPr>
+                          <m:deg/>
+                          <m:e>
+                            <m:r>
+                              <w:rPr>
+                                <w:rFonts w:ascii="Cambria Math" w:hAnsi="Cambria Math"/>
+                                <w:color w:val="FF0000"/>
+                              </w:rPr>
+                              <m:t>Hz</m:t>
+                            </m:r>
+                          </m:e>
+                        </m:rad>
+                      </m:oMath>
+                    </w:p>
+                  </w:txbxContent>
+                </v:textbox>
+              </v:shape>
+            </w:pict>
+          </mc:Fallback>
+        </mc:AlternateContent>
+      </w:r>
+      <w:r>
+        <w:rPr>
+          <w:noProof/>
+        </w:rPr>
+        <mc:AlternateContent>
+          <mc:Choice Requires="wps">
+            <w:drawing>
+              <wp:anchor distT="0" distB="0" distL="114300" distR="114300" simplePos="0" relativeHeight="251667456" behindDoc="0" locked="0" layoutInCell="1" allowOverlap="1" wp14:anchorId="0E41D192" wp14:editId="0E118E8E">
+                <wp:simplePos x="0" y="0"/>
+                <wp:positionH relativeFrom="column">
+                  <wp:posOffset>2181225</wp:posOffset>
+                </wp:positionH>
+                <wp:positionV relativeFrom="paragraph">
+                  <wp:posOffset>457200</wp:posOffset>
+                </wp:positionV>
+                <wp:extent cx="1400175" cy="361950"/>
+                <wp:effectExtent l="0" t="0" r="0" b="0"/>
+                <wp:wrapNone/>
+                <wp:docPr id="16" name="Text Box 16"/>
+                <wp:cNvGraphicFramePr/>
+                <a:graphic xmlns:a="http://schemas.openxmlformats.org/drawingml/2006/main">
+                  <a:graphicData uri="http://schemas.microsoft.com/office/word/2010/wordprocessingShape">
+                    <wps:wsp>
+                      <wps:cNvSpPr txBox="1"/>
+                      <wps:spPr>
+                        <a:xfrm>
+                          <a:off x="0" y="0"/>
+                          <a:ext cx="1400175" cy="361950"/>
+                        </a:xfrm>
+                        <a:prstGeom prst="rect">
+                          <a:avLst/>
+                        </a:prstGeom>
+                        <a:noFill/>
+                        <a:ln w="6350">
+                          <a:noFill/>
+                        </a:ln>
+                      </wps:spPr>
+                      <wps:txbx>
+                        <w:txbxContent>
+                          <w:p>
+                            <w:pPr>
+                              <w:rPr>
+                                <w:color w:val="FF0000"/>
+                              </w:rPr>
+                            </w:pPr>
+                            <w:r>
+                              <w:rPr>
+                                <w:color w:val="FF0000"/>
+                              </w:rPr>
+                              <w:t xml:space="preserve">Tổng nhiễu </w:t>
+                            </w:r>
+                            <w:r>
+                              <w:rPr>
+                                <w:color w:val="FF0000"/>
+                              </w:rPr>
+                              <w:t xml:space="preserve">: &lt; </w:t>
+                            </w:r>
+                            <w:r>
+                              <w:rPr>
+                                <w:color w:val="FF0000"/>
+                              </w:rPr>
+                              <w:t>91</w:t>
+                            </w:r>
+                            <m:oMath>
+                              <m:r>
+                                <w:rPr>
+                                  <w:rFonts w:ascii="Cambria Math" w:hAnsi="Cambria Math"/>
+                                  <w:color w:val="FF0000"/>
+                                </w:rPr>
+                                <m:t xml:space="preserve"> μV</m:t>
+                              </m:r>
+                            </m:oMath>
+                          </w:p>
+                        </w:txbxContent>
+                      </wps:txbx>
+                      <wps:bodyPr rot="0" spcFirstLastPara="0" vertOverflow="overflow" horzOverflow="overflow" vert="horz" wrap="square" lIns="91440" tIns="45720" rIns="91440" bIns="45720" numCol="1" spcCol="0" rtlCol="0" fromWordArt="0" anchor="t" anchorCtr="0" forceAA="0" compatLnSpc="1">
+                        <a:prstTxWarp prst="textNoShape">
+                          <a:avLst/>
+                        </a:prstTxWarp>
+                        <a:noAutofit/>
+                      </wps:bodyPr>
+                    </wps:wsp>
+                  </a:graphicData>
+                </a:graphic>
+                <wp14:sizeRelH relativeFrom="margin">
+                  <wp14:pctWidth>0</wp14:pctWidth>
+                </wp14:sizeRelH>
+                <wp14:sizeRelV relativeFrom="margin">
+                  <wp14:pctHeight>0</wp14:pctHeight>
+                </wp14:sizeRelV>
+              </wp:anchor>
+            </w:drawing>
+          </mc:Choice>
+          <mc:Fallback>
+            <w:pict>
+              <v:shape w14:anchorId="0E41D192" id="Text Box 16" o:spid="_x0000_s1031" type="#_x0000_t202" style="position:absolute;left:0;text-align:left;margin-left:171.75pt;margin-top:36pt;width:110.25pt;height:28.5pt;z-index:251667456;visibility:visible;mso-wrap-style:square;mso-width-percent:0;mso-height-percent:0;mso-wrap-distance-left:9pt;mso-wrap-distance-top:0;mso-wrap-distance-right:9pt;mso-wrap-distance-bottom:0;mso-position-horizontal:absolute;mso-position-horizontal-relative:text;mso-position-vertical:absolute;mso-position-vertical-relative:text;mso-width-percent:0;mso-height-percent:0;mso-width-relative:margin;mso-height-relative:margin;v-text-anchor:top" o:gfxdata="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" filled="f" stroked="f" strokeweight=".5pt">
+                <v:textbox>
+                  <w:txbxContent>
+                    <w:p>
+                      <w:pPr>
+                        <w:rPr>
+                          <w:color w:val="FF0000"/>
+                        </w:rPr>
+                      </w:pPr>
+                      <w:r>
+                        <w:rPr>
+                          <w:color w:val="FF0000"/>
+                        </w:rPr>
+                        <w:t xml:space="preserve">Tổng nhiễu </w:t>
+                      </w:r>
+                      <w:r>
+                        <w:rPr>
+                          <w:color w:val="FF0000"/>
+                        </w:rPr>
+                        <w:t xml:space="preserve">: &lt; </w:t>
+                      </w:r>
+                      <w:r>
+                        <w:rPr>
+                          <w:color w:val="FF0000"/>
+                        </w:rPr>
+                        <w:t>91</w:t>
+                      </w:r>
+                      <m:oMath>
+                        <m:r>
+                          <w:rPr>
+                            <w:rFonts w:ascii="Cambria Math" w:hAnsi="Cambria Math"/>
+                            <w:color w:val="FF0000"/>
+                          </w:rPr>
+                          <m:t xml:space="preserve"> μV</m:t>
+                        </m:r>
+                      </m:oMath>
+                    </w:p>
+                  </w:txbxContent>
+                </v:textbox>
+              </v:shape>
+            </w:pict>
+          </mc:Fallback>
+        </mc:AlternateContent>
+      </w:r>
+      <w:r>
+        <w:rPr>
+          <w:noProof/>
+        </w:rPr>
+        <w:drawing>
+          <wp:inline distT="0" distB="0" distL="0" distR="0" wp14:anchorId="66CCA997" wp14:editId="746EA890">
+            <wp:extent cx="4019550" cy="3307970"/>
+            <wp:effectExtent l="0" t="0" r="0" b="6985"/>
+            <wp:docPr id="6" name="Picture 6"/>
             <wp:cNvGraphicFramePr>
               <a:graphicFrameLocks xmlns:a="http://schemas.openxmlformats.org/drawingml/2006/main" noChangeAspect="1"/>
             </wp:cNvGraphicFramePr>
@@ -12371,7 +12371,7 @@
                   <pic:spPr>
                     <a:xfrm>
                       <a:off x="0" y="0"/>
-                      <a:ext cx="4228162" cy="3479651"/>
+                      <a:ext cx="4029750" cy="3316365"/>
                     </a:xfrm>
                     <a:prstGeom prst="rect">
                       <a:avLst/>
@@ -12390,18 +12390,7 @@
         <w:jc w:val="center"/>
       </w:pPr>
       <w:r>
-        <w:t xml:space="preserve">Hình </w:t>
-      </w:r>
-      <w:fldSimple w:instr=" SEQ Hình \* ARABIC ">
-        <w:r>
-          <w:rPr>
-            <w:noProof/>
-          </w:rPr>
-          <w:t>6</w:t>
-        </w:r>
-      </w:fldSimple>
-      <w:r>
-        <w:t>: kết quả mô phỏng tốc độ chuyển mạch tín hiệu</w:t>
+        <w:t>Hình 6: Sơ đồ phân tích nhiễu</w:t>
       </w:r>
     </w:p>
     <w:p>
@@ -12457,7 +12446,19 @@
                               <w:rPr>
                                 <w:color w:val="FF0000"/>
                               </w:rPr>
-                              <w:t>Công suất &lt; 600</w:t>
+                              <w:t>Công suấ</w:t>
+                            </w:r>
+                            <w:r>
+                              <w:rPr>
+                                <w:color w:val="FF0000"/>
+                              </w:rPr>
+                              <w:t>t &lt; 7</w:t>
+                            </w:r>
+                            <w:r>
+                              <w:rPr>
+                                <w:color w:val="FF0000"/>
+                              </w:rPr>
+                              <w:t>00</w:t>
                             </w:r>
                             <w:r>
                               <w:rPr>
@@ -12501,7 +12502,19 @@
                         <w:rPr>
                           <w:color w:val="FF0000"/>
                         </w:rPr>
-                        <w:t>Công suất &lt; 600</w:t>
+                        <w:t>Công suấ</w:t>
+                      </w:r>
+                      <w:r>
+                        <w:rPr>
+                          <w:color w:val="FF0000"/>
+                        </w:rPr>
+                        <w:t>t &lt; 7</w:t>
+                      </w:r>
+                      <w:r>
+                        <w:rPr>
+                          <w:color w:val="FF0000"/>
+                        </w:rPr>
+                        <w:t>00</w:t>
                       </w:r>
                       <w:r>
                         <w:rPr>
@@ -12528,10 +12541,10 @@
           <w:noProof/>
         </w:rPr>
         <w:drawing>
-          <wp:inline distT="0" distB="0" distL="0" distR="0" wp14:anchorId="23127614" wp14:editId="0B8BCD2D">
-            <wp:extent cx="4305502" cy="3543300"/>
+          <wp:inline distT="0" distB="0" distL="0" distR="0" wp14:anchorId="19059DC0" wp14:editId="7549D2AD">
+            <wp:extent cx="4076700" cy="3355002"/>
             <wp:effectExtent l="0" t="0" r="0" b="0"/>
-            <wp:docPr id="17" name="Picture 17"/>
+            <wp:docPr id="5" name="Picture 5"/>
             <wp:cNvGraphicFramePr>
               <a:graphicFrameLocks xmlns:a="http://schemas.openxmlformats.org/drawingml/2006/main" noChangeAspect="1"/>
             </wp:cNvGraphicFramePr>
@@ -12551,7 +12564,7 @@
                   <pic:spPr>
                     <a:xfrm>
                       <a:off x="0" y="0"/>
-                      <a:ext cx="4332582" cy="3565586"/>
+                      <a:ext cx="4079987" cy="3357707"/>
                     </a:xfrm>
                     <a:prstGeom prst="rect">
                       <a:avLst/>
@@ -12584,6 +12597,7 @@
         <w:t>: Kết quả công suất của mạch</w:t>
       </w:r>
     </w:p>
+    <w:p/>
     <w:p>
       <w:pPr>
         <w:jc w:val="both"/>
@@ -12815,15 +12829,7 @@
                     <w:sz w:val="26"/>
                     <w:szCs w:val="26"/>
                   </w:rPr>
-                  <m:t>GBW=21,18</m:t>
-                </m:r>
-                <m:r>
-                  <w:rPr>
-                    <w:rFonts w:ascii="Cambria Math" w:hAnsi="Cambria Math" w:cs="Times New Roman"/>
-                    <w:sz w:val="26"/>
-                    <w:szCs w:val="26"/>
-                  </w:rPr>
-                  <m:t>MHz</m:t>
+                  <m:t>GBW=21,18MHz</m:t>
                 </m:r>
               </m:oMath>
             </m:oMathPara>
@@ -12916,7 +12922,7 @@
                     <w:sz w:val="26"/>
                     <w:szCs w:val="26"/>
                   </w:rPr>
-                  <m:t>=62,5</m:t>
+                  <m:t>=67,08</m:t>
                 </m:r>
                 <m:r>
                   <w:rPr>
@@ -12981,15 +12987,7 @@
                   <w:sz w:val="26"/>
                   <w:szCs w:val="26"/>
                 </w:rPr>
-                <m:t>SR=23</m:t>
-              </m:r>
-              <m:r>
-                <w:rPr>
-                  <w:rFonts w:ascii="Cambria Math" w:hAnsi="Cambria Math" w:cs="Times New Roman"/>
-                  <w:sz w:val="26"/>
-                  <w:szCs w:val="26"/>
-                </w:rPr>
-                <m:t>V/</m:t>
+                <m:t>SR=23V/</m:t>
               </m:r>
               <m:r>
                 <w:rPr>
@@ -13074,7 +13072,7 @@
                     <w:sz w:val="26"/>
                     <w:szCs w:val="26"/>
                   </w:rPr>
-                  <m:t>=61,12</m:t>
+                  <m:t>=60,3</m:t>
                 </m:r>
                 <m:r>
                   <w:rPr>
@@ -13143,7 +13141,15 @@
                     <w:sz w:val="26"/>
                     <w:szCs w:val="26"/>
                   </w:rPr>
-                  <m:t>89,98μV</m:t>
+                  <m:t>90,532</m:t>
+                </m:r>
+                <m:r>
+                  <w:rPr>
+                    <w:rFonts w:ascii="Cambria Math" w:eastAsia="Calibri" w:hAnsi="Cambria Math" w:cs="Times New Roman"/>
+                    <w:sz w:val="26"/>
+                    <w:szCs w:val="26"/>
+                  </w:rPr>
+                  <m:t>μV</m:t>
                 </m:r>
               </m:oMath>
             </m:oMathPara>
@@ -13204,7 +13210,23 @@
                     <w:sz w:val="26"/>
                     <w:szCs w:val="26"/>
                   </w:rPr>
-                  <m:t>P=559,6 μW</m:t>
+                  <m:t>P</m:t>
+                </m:r>
+                <m:r>
+                  <w:rPr>
+                    <w:rFonts w:ascii="Cambria Math" w:eastAsia="Calibri" w:hAnsi="Cambria Math" w:cs="Times New Roman"/>
+                    <w:sz w:val="26"/>
+                    <w:szCs w:val="26"/>
+                  </w:rPr>
+                  <m:t>=653,83</m:t>
+                </m:r>
+                <m:r>
+                  <w:rPr>
+                    <w:rFonts w:ascii="Cambria Math" w:eastAsia="Calibri" w:hAnsi="Cambria Math" w:cs="Times New Roman"/>
+                    <w:sz w:val="26"/>
+                    <w:szCs w:val="26"/>
+                  </w:rPr>
+                  <m:t xml:space="preserve"> μW</m:t>
                 </m:r>
               </m:oMath>
             </m:oMathPara>
@@ -13300,15 +13322,7 @@
             <w:sz w:val="26"/>
             <w:szCs w:val="26"/>
           </w:rPr>
-          <m:t>=62,5dB</m:t>
-        </m:r>
-        <m:r>
-          <w:rPr>
-            <w:rFonts w:ascii="Cambria Math" w:hAnsi="Cambria Math"/>
-            <w:sz w:val="26"/>
-            <w:szCs w:val="26"/>
-          </w:rPr>
-          <m:t>)</m:t>
+          <m:t>=62,5dB)</m:t>
         </m:r>
       </m:oMath>
       <w:r>
@@ -13325,23 +13339,7 @@
             <w:sz w:val="26"/>
             <w:szCs w:val="26"/>
           </w:rPr>
-          <m:t>(</m:t>
-        </m:r>
-        <m:r>
-          <w:rPr>
-            <w:rFonts w:ascii="Cambria Math" w:hAnsi="Cambria Math"/>
-            <w:sz w:val="26"/>
-            <w:szCs w:val="26"/>
-          </w:rPr>
-          <m:t>GBW=21,18MHz</m:t>
-        </m:r>
-        <m:r>
-          <w:rPr>
-            <w:rFonts w:ascii="Cambria Math" w:hAnsi="Cambria Math"/>
-            <w:sz w:val="26"/>
-            <w:szCs w:val="26"/>
-          </w:rPr>
-          <m:t>)</m:t>
+          <m:t>(GBW=21,18MHz)</m:t>
         </m:r>
       </m:oMath>
       <w:r>
@@ -13376,15 +13374,7 @@
           <w:sz w:val="26"/>
           <w:szCs w:val="26"/>
         </w:rPr>
-        <w:t>s</w:t>
-      </w:r>
-      <w:r>
-        <w:rPr>
-          <w:rFonts w:eastAsiaTheme="minorEastAsia"/>
-          <w:sz w:val="26"/>
-          <w:szCs w:val="26"/>
-        </w:rPr>
-        <w:t>)</w:t>
+        <w:t>s)</w:t>
       </w:r>
       <w:r>
         <w:rPr>
@@ -13488,8 +13478,6 @@
           <w:szCs w:val="28"/>
         </w:rPr>
       </w:pPr>
-      <w:bookmarkStart w:id="0" w:name="_GoBack"/>
-      <w:bookmarkEnd w:id="0"/>
     </w:p>
     <w:p>
       <w:pPr>
@@ -15064,7 +15052,7 @@
 </file>
 
 <file path=customXml/itemProps1.xml><?xml version="1.0" encoding="utf-8"?>
-<ds:datastoreItem xmlns:ds="http://schemas.openxmlformats.org/officeDocument/2006/customXml" ds:itemID="{6E69F1F4-FA87-4A53-95AD-C2DDFA9F5170}">
+<ds:datastoreItem xmlns:ds="http://schemas.openxmlformats.org/officeDocument/2006/customXml" ds:itemID="{1E2C7EBB-52F9-4725-BB75-6FEB90607AA5}">
   <ds:schemaRefs>
     <ds:schemaRef ds:uri="http://schemas.openxmlformats.org/officeDocument/2006/bibliography"/>
   </ds:schemaRefs>
